--- a/docs/requisitos-des-plat-mov.docx
+++ b/docs/requisitos-des-plat-mov.docx
@@ -219,14 +219,7 @@
           <w:b/>
           <w:bCs/>
         </w:rPr>
-        <w:t>Integ</w:t>
-      </w:r>
-      <w:r>
-        <w:rPr>
-          <w:b/>
-          <w:bCs/>
-        </w:rPr>
-        <w:t>rantes da equipe:</w:t>
+        <w:t>Integrantes da equipe:</w:t>
       </w:r>
     </w:p>
     <w:p>
@@ -287,8 +280,32 @@
         <w:jc w:val="both"/>
       </w:pPr>
       <w:r>
-        <w:t>João Guimarães - 2510410</w:t>
+        <w:t xml:space="preserve">João Guimarães </w:t>
       </w:r>
+      <w:r>
+        <w:t>–</w:t>
+      </w:r>
+      <w:r>
+        <w:t xml:space="preserve"> 2510410</w:t>
+      </w:r>
+    </w:p>
+    <w:p>
+      <w:pPr>
+        <w:jc w:val="both"/>
+        <w:rPr>
+          <w:u w:val="single"/>
+        </w:rPr>
+      </w:pPr>
+      <w:proofErr w:type="spellStart"/>
+      <w:r>
+        <w:t>Raylson</w:t>
+      </w:r>
+      <w:proofErr w:type="spellEnd"/>
+      <w:r>
+        <w:t xml:space="preserve"> Soares de Oliveira - 2512902</w:t>
+      </w:r>
+      <w:bookmarkStart w:id="0" w:name="_GoBack"/>
+      <w:bookmarkEnd w:id="0"/>
     </w:p>
     <w:p>
       <w:pPr>
@@ -431,8 +448,6 @@
           <w:u w:val="single"/>
         </w:rPr>
       </w:pPr>
-      <w:bookmarkStart w:id="0" w:name="_GoBack"/>
-      <w:bookmarkEnd w:id="0"/>
     </w:p>
     <w:p/>
     <w:p/>
@@ -1176,13 +1191,7 @@
             </w:r>
             <w:proofErr w:type="spellEnd"/>
             <w:r>
-              <w:t>: bairro, avaliaç</w:t>
-            </w:r>
-            <w:r>
-              <w:t>ões</w:t>
-            </w:r>
-            <w:r>
-              <w:t>, critérios de acessibilidade).</w:t>
+              <w:t>: bairro, avaliações, critérios de acessibilidade).</w:t>
             </w:r>
           </w:p>
         </w:tc>
@@ -1561,7 +1570,11 @@
               <w:jc w:val="center"/>
             </w:pPr>
             <w:r>
-              <w:t>Gerar um ranking de locais mais acessíveis com base nas avaliações dos usuários.</w:t>
+              <w:t xml:space="preserve">Gerar um ranking de locais mais acessíveis com base </w:t>
+            </w:r>
+            <w:r>
+              <w:lastRenderedPageBreak/>
+              <w:t>nas avaliações dos usuários.</w:t>
             </w:r>
           </w:p>
         </w:tc>
@@ -1586,6 +1599,7 @@
               <w:rPr>
                 <w:color w:val="9BBB59" w:themeColor="accent3"/>
               </w:rPr>
+              <w:lastRenderedPageBreak/>
               <w:t>Importante</w:t>
             </w:r>
           </w:p>
@@ -1610,7 +1624,6 @@
               <w:jc w:val="center"/>
             </w:pPr>
             <w:r>
-              <w:lastRenderedPageBreak/>
               <w:t>RF</w:t>
             </w:r>
             <w:r>
@@ -1802,10 +1815,7 @@
               <w:t>RF</w:t>
             </w:r>
             <w:r>
-              <w:t>1</w:t>
-            </w:r>
-            <w:r>
-              <w:t>3</w:t>
+              <w:t>13</w:t>
             </w:r>
           </w:p>
         </w:tc>
@@ -1902,10 +1912,7 @@
               <w:t>RF</w:t>
             </w:r>
             <w:r>
-              <w:t>1</w:t>
-            </w:r>
-            <w:r>
-              <w:t>4</w:t>
+              <w:t>14</w:t>
             </w:r>
           </w:p>
         </w:tc>
@@ -2384,10 +2391,7 @@
               <w:jc w:val="center"/>
             </w:pPr>
             <w:r>
-              <w:t>RNF0</w:t>
-            </w:r>
-            <w:r>
-              <w:t>3</w:t>
+              <w:t>RNF03</w:t>
             </w:r>
           </w:p>
         </w:tc>
@@ -2481,10 +2485,7 @@
               <w:jc w:val="center"/>
             </w:pPr>
             <w:r>
-              <w:t>RNF0</w:t>
-            </w:r>
-            <w:r>
-              <w:t>4</w:t>
+              <w:t>RNF04</w:t>
             </w:r>
           </w:p>
         </w:tc>
@@ -2580,10 +2581,7 @@
               <w:jc w:val="center"/>
             </w:pPr>
             <w:r>
-              <w:t>RNF0</w:t>
-            </w:r>
-            <w:r>
-              <w:t>5</w:t>
+              <w:t>RNF05</w:t>
             </w:r>
           </w:p>
         </w:tc>
@@ -2627,7 +2625,11 @@
               <w:jc w:val="center"/>
             </w:pPr>
             <w:r>
-              <w:t>O sistema deve ser estável e não falhar durante as corridas, garantindo que a comunicação entre o passageiro e o motorista seja contínua.</w:t>
+              <w:t xml:space="preserve">O sistema deve ser estável e não falhar durante as corridas, </w:t>
+            </w:r>
+            <w:r>
+              <w:lastRenderedPageBreak/>
+              <w:t>garantindo que a comunicação entre o passageiro e o motorista seja contínua.</w:t>
             </w:r>
           </w:p>
         </w:tc>
@@ -2652,6 +2654,7 @@
               <w:rPr>
                 <w:color w:val="4F81BD" w:themeColor="accent1"/>
               </w:rPr>
+              <w:lastRenderedPageBreak/>
               <w:t>Obrigatório</w:t>
             </w:r>
           </w:p>
@@ -2679,11 +2682,7 @@
               <w:jc w:val="center"/>
             </w:pPr>
             <w:r>
-              <w:lastRenderedPageBreak/>
-              <w:t>RNF0</w:t>
-            </w:r>
-            <w:r>
-              <w:t>6</w:t>
+              <w:t>RNF06</w:t>
             </w:r>
           </w:p>
         </w:tc>
@@ -2779,10 +2778,7 @@
               <w:jc w:val="center"/>
             </w:pPr>
             <w:r>
-              <w:t>RNF0</w:t>
-            </w:r>
-            <w:r>
-              <w:t>7</w:t>
+              <w:t>RNF07</w:t>
             </w:r>
           </w:p>
         </w:tc>
@@ -2886,10 +2882,7 @@
               <w:jc w:val="center"/>
             </w:pPr>
             <w:r>
-              <w:t>RNF0</w:t>
-            </w:r>
-            <w:r>
-              <w:t>8</w:t>
+              <w:t>RNF08</w:t>
             </w:r>
           </w:p>
         </w:tc>
@@ -2985,10 +2978,7 @@
               <w:jc w:val="center"/>
             </w:pPr>
             <w:r>
-              <w:t>RNF0</w:t>
-            </w:r>
-            <w:r>
-              <w:t>9</w:t>
+              <w:t>RNF09</w:t>
             </w:r>
           </w:p>
         </w:tc>
@@ -3084,10 +3074,7 @@
               <w:jc w:val="center"/>
             </w:pPr>
             <w:r>
-              <w:t>RNF</w:t>
-            </w:r>
-            <w:r>
-              <w:t>10</w:t>
+              <w:t>RNF10</w:t>
             </w:r>
           </w:p>
         </w:tc>
